--- a/docs/墨刀导入/产品设计/06-AI能力与评测集.docx
+++ b/docs/墨刀导入/产品设计/06-AI能力与评测集.docx
@@ -3156,7 +3156,7 @@
         <w:rPr>
           <w:b/>
         </w:rPr>
-        <w:t>40 份双标，档位不一致 11 份（27.5%）。</w:t>
+        <w:t>同岗位不同 HR 通过名单重合度 68%；两名资深 HR 双盲复核一致率 78%。</w:t>
       </w:r>
     </w:p>
     <w:p>
@@ -3382,7 +3382,7 @@
               <w:rPr>
                 <w:sz w:val="18"/>
               </w:rPr>
-              <w:t>≥ 0.75</w:t>
+              <w:t>≥ 85%</w:t>
             </w:r>
           </w:p>
         </w:tc>
@@ -3403,7 +3403,7 @@
               <w:rPr>
                 <w:sz w:val="18"/>
               </w:rPr>
-              <w:t>0.81</w:t>
+              <w:t>人类两两 78%，以此作参照上限</w:t>
             </w:r>
           </w:p>
         </w:tc>
@@ -3556,7 +3556,7 @@
               <w:rPr>
                 <w:sz w:val="18"/>
               </w:rPr>
-              <w:t>≥ 0.80</w:t>
+              <w:t>≥ 80%</w:t>
             </w:r>
           </w:p>
         </w:tc>
@@ -3577,7 +3577,7 @@
               <w:rPr>
                 <w:sz w:val="18"/>
               </w:rPr>
-              <w:t>0.84</w:t>
+              <w:t>召回优先于精确</w:t>
             </w:r>
           </w:p>
         </w:tc>
@@ -3641,9 +3641,10 @@
             </w:r>
             <w:r>
               <w:rPr>
-                <w:sz w:val="18"/>
-              </w:rPr>
-              <w:t>≤ 5%</w:t>
+                <w:b/>
+                <w:sz w:val="18"/>
+              </w:rPr>
+              <w:t>≤ 2%</w:t>
             </w:r>
           </w:p>
         </w:tc>
@@ -3662,9 +3663,10 @@
             </w:r>
             <w:r>
               <w:rPr>
-                <w:sz w:val="18"/>
-              </w:rPr>
-              <w:t>3.2%</w:t>
+                <w:b/>
+                <w:sz w:val="18"/>
+              </w:rPr>
+              <w:t>一票否决</w:t>
             </w:r>
           </w:p>
         </w:tc>
@@ -3775,7 +3777,7 @@
                 <w:b/>
                 <w:sz w:val="18"/>
               </w:rPr>
-              <w:t>格式合规</w:t>
+              <w:t>字段抽取准确率</w:t>
             </w:r>
           </w:p>
         </w:tc>
@@ -3796,7 +3798,7 @@
               <w:rPr>
                 <w:sz w:val="18"/>
               </w:rPr>
-              <w:t>三段结构完整且通过校验</w:t>
+              <w:t>关键字段抽对的比例</w:t>
             </w:r>
           </w:p>
         </w:tc>
@@ -3817,7 +3819,7 @@
               <w:rPr>
                 <w:sz w:val="18"/>
               </w:rPr>
-              <w:t>≥ 0.98</w:t>
+              <w:t>≥ 95%</w:t>
             </w:r>
           </w:p>
         </w:tc>
@@ -3838,7 +3840,181 @@
               <w:rPr>
                 <w:sz w:val="18"/>
               </w:rPr>
-              <w:t>0.99</w:t>
+              <w:t>覆盖多类模板与扫描件</w:t>
+            </w:r>
+          </w:p>
+        </w:tc>
+      </w:tr>
+      <w:tr>
+        <w:tc>
+          <w:tcPr>
+            <w:tcW w:type="dxa" w:w="2556"/>
+          </w:tcPr>
+          <w:p>
+            <w:pPr>
+              <w:spacing w:after="20"/>
+            </w:pPr>
+            <w:r>
+              <w:rPr>
+                <w:sz w:val="18"/>
+              </w:rPr>
+            </w:r>
+            <w:r>
+              <w:rPr>
+                <w:b/>
+                <w:sz w:val="18"/>
+              </w:rPr>
+              <w:t>格式合规</w:t>
+            </w:r>
+          </w:p>
+        </w:tc>
+        <w:tc>
+          <w:tcPr>
+            <w:tcW w:type="dxa" w:w="2556"/>
+          </w:tcPr>
+          <w:p>
+            <w:pPr>
+              <w:spacing w:after="20"/>
+            </w:pPr>
+            <w:r>
+              <w:rPr>
+                <w:sz w:val="18"/>
+              </w:rPr>
+            </w:r>
+            <w:r>
+              <w:rPr>
+                <w:sz w:val="18"/>
+              </w:rPr>
+              <w:t>三段结构完整且通过校验</w:t>
+            </w:r>
+          </w:p>
+        </w:tc>
+        <w:tc>
+          <w:tcPr>
+            <w:tcW w:type="dxa" w:w="2556"/>
+          </w:tcPr>
+          <w:p>
+            <w:pPr>
+              <w:spacing w:after="20"/>
+            </w:pPr>
+            <w:r>
+              <w:rPr>
+                <w:sz w:val="18"/>
+              </w:rPr>
+            </w:r>
+            <w:r>
+              <w:rPr>
+                <w:sz w:val="18"/>
+              </w:rPr>
+              <w:t>≥ 98%</w:t>
+            </w:r>
+          </w:p>
+        </w:tc>
+        <w:tc>
+          <w:tcPr>
+            <w:tcW w:type="dxa" w:w="2556"/>
+          </w:tcPr>
+          <w:p>
+            <w:pPr>
+              <w:spacing w:after="20"/>
+            </w:pPr>
+            <w:r>
+              <w:rPr>
+                <w:sz w:val="18"/>
+              </w:rPr>
+            </w:r>
+            <w:r>
+              <w:rPr>
+                <w:sz w:val="18"/>
+              </w:rPr>
+              <w:t>—</w:t>
+            </w:r>
+          </w:p>
+        </w:tc>
+      </w:tr>
+      <w:tr>
+        <w:tc>
+          <w:tcPr>
+            <w:tcW w:type="dxa" w:w="2556"/>
+          </w:tcPr>
+          <w:p>
+            <w:pPr>
+              <w:spacing w:after="20"/>
+            </w:pPr>
+            <w:r>
+              <w:rPr>
+                <w:sz w:val="18"/>
+              </w:rPr>
+            </w:r>
+            <w:r>
+              <w:rPr>
+                <w:b/>
+                <w:sz w:val="18"/>
+              </w:rPr>
+              <w:t>P95 延迟</w:t>
+            </w:r>
+          </w:p>
+        </w:tc>
+        <w:tc>
+          <w:tcPr>
+            <w:tcW w:type="dxa" w:w="2556"/>
+          </w:tcPr>
+          <w:p>
+            <w:pPr>
+              <w:spacing w:after="20"/>
+            </w:pPr>
+            <w:r>
+              <w:rPr>
+                <w:sz w:val="18"/>
+              </w:rPr>
+            </w:r>
+            <w:r>
+              <w:rPr>
+                <w:sz w:val="18"/>
+              </w:rPr>
+              <w:t>单份端到端耗时</w:t>
+            </w:r>
+          </w:p>
+        </w:tc>
+        <w:tc>
+          <w:tcPr>
+            <w:tcW w:type="dxa" w:w="2556"/>
+          </w:tcPr>
+          <w:p>
+            <w:pPr>
+              <w:spacing w:after="20"/>
+            </w:pPr>
+            <w:r>
+              <w:rPr>
+                <w:sz w:val="18"/>
+              </w:rPr>
+            </w:r>
+            <w:r>
+              <w:rPr>
+                <w:sz w:val="18"/>
+              </w:rPr>
+              <w:t>18 秒以内</w:t>
+            </w:r>
+          </w:p>
+        </w:tc>
+        <w:tc>
+          <w:tcPr>
+            <w:tcW w:type="dxa" w:w="2556"/>
+          </w:tcPr>
+          <w:p>
+            <w:pPr>
+              <w:spacing w:after="20"/>
+            </w:pPr>
+            <w:r>
+              <w:rPr>
+                <w:sz w:val="18"/>
+              </w:rPr>
+            </w:r>
+            <w:r>
+              <w:rPr>
+                <w:sz w:val="18"/>
+              </w:rPr>
+              <w:t>—</w:t>
             </w:r>
           </w:p>
         </w:tc>
@@ -3942,7 +4118,7 @@
       <w:r>
         <w:drawing>
           <wp:inline xmlns:a="http://schemas.openxmlformats.org/drawingml/2006/main" xmlns:pic="http://schemas.openxmlformats.org/drawingml/2006/picture">
-            <wp:extent cx="1573819" cy="6035040"/>
+            <wp:extent cx="1557034" cy="6035039"/>
             <wp:docPr id="3" name="Picture 3"/>
             <wp:cNvGraphicFramePr>
               <a:graphicFrameLocks noChangeAspect="1"/>
@@ -3963,7 +4139,7 @@
                   <pic:spPr>
                     <a:xfrm>
                       <a:off x="0" y="0"/>
-                      <a:ext cx="1573819" cy="6035040"/>
+                      <a:ext cx="1557034" cy="6035039"/>
                     </a:xfrm>
                     <a:prstGeom prst="rect"/>
                   </pic:spPr>
@@ -3990,7 +4166,32 @@
         <w:spacing w:after="80" w:line="300" w:lineRule="auto"/>
       </w:pPr>
       <w:r>
-        <w:t>自动放行的后果是：一次小改动让一致率从 0.81 掉到 0.62，而没人知道。</w:t>
+        <w:t>自动放行的后果是：一次小改动让一致率从 85% 掉到 62%，而没人知道。</w:t>
+      </w:r>
+    </w:p>
+    <w:p>
+      <w:pPr>
+        <w:spacing w:after="80" w:line="300" w:lineRule="auto"/>
+      </w:pPr>
+      <w:r>
+        <w:t>另外有一项</w:t>
+      </w:r>
+      <w:r>
+        <w:rPr>
+          <w:b/>
+        </w:rPr>
+        <w:t>不设阈值</w:t>
+      </w:r>
+      <w:r>
+        <w:t xml:space="preserve"> —— 幻觉率必须等于 0，不是「低于某个数」。</w:t>
+      </w:r>
+    </w:p>
+    <w:p>
+      <w:pPr>
+        <w:spacing w:after="80" w:line="300" w:lineRule="auto"/>
+      </w:pPr>
+      <w:r>
+        <w:t>编造候选人没写过的经历，不只是这一个分数错，而是整个系统的可信度都没了。</w:t>
       </w:r>
     </w:p>
     <w:p>
